--- a/Backend/Director_Disclosure/Output_Disclosures/2024-25/MARINE_INFRASTRUCTURE_DEVELOPER_PRIVATE_LIMITED/DIR-8/DIR8_NAYANABEN_BHAIRAVDANJI_GADHVI_07148619.docx
+++ b/Backend/Director_Disclosure/Output_Disclosures/2024-25/MARINE_INFRASTRUCTURE_DEVELOPER_PRIVATE_LIMITED/DIR-8/DIR8_NAYANABEN_BHAIRAVDANJI_GADHVI_07148619.docx
@@ -136,7 +136,7 @@
         </w:rPr>
         <w:t xml:space="preserve">Address of Registered Office: </w:t>
         <w:tab/>
-        <w:t xml:space="preserve">Ramcon Fortuna Towers, 4th Floor, No. 1/2, Kodambakkam High Road, Nungampakkam, Chennai, Chennai, Tamil Nadu, India, 600034</w:t>
+        <w:t xml:space="preserve">The Oval, No. 10&amp;12, Venkat Narayan Road, T Nagar, Thygarayanagar, Chennai, Chennai, Tamil Nadu, India, 600017</w:t>
       </w:r>
     </w:p>
     <w:p>
@@ -480,7 +480,7 @@
                 <w:b w:val="0"/>
                 <w:sz w:val="23"/>
               </w:rPr>
-              <w:t>KODANGAL SOLAR PARKS LIMITED</w:t>
+              <w:t>ADANI RENEWABLE ENERGY (RJ) LIMITED</w:t>
             </w:r>
           </w:p>
         </w:tc>
@@ -550,7 +550,7 @@
                 <w:b w:val="0"/>
                 <w:sz w:val="23"/>
               </w:rPr>
-              <w:t>ADANI RENEWABLE ENERGY (RJ) LIMITED</w:t>
+              <w:t>KODANGAL SOLAR PARKS LIMITED</w:t>
             </w:r>
           </w:p>
         </w:tc>
@@ -830,7 +830,7 @@
                 <w:b w:val="0"/>
                 <w:sz w:val="23"/>
               </w:rPr>
-              <w:t>ADANI GREEN ENERGY (UP) LIMITED</w:t>
+              <w:t>RAMNAD RENEWABLE ENERGY LIMITED</w:t>
             </w:r>
           </w:p>
         </w:tc>
@@ -900,7 +900,7 @@
                 <w:b w:val="0"/>
                 <w:sz w:val="23"/>
               </w:rPr>
-              <w:t>ADANI TRANSMISSION BIKANER SIKAR LIMITED</w:t>
+              <w:t>ADANI GREEN ENERGY (UP) LIMITED</w:t>
             </w:r>
           </w:p>
         </w:tc>
@@ -919,7 +919,7 @@
                 <w:b w:val="0"/>
                 <w:sz w:val="23"/>
               </w:rPr>
-              <w:t>12/03/2019</w:t>
+              <w:t>30/03/2019</w:t>
             </w:r>
           </w:p>
         </w:tc>
@@ -1040,7 +1040,7 @@
                 <w:b w:val="0"/>
                 <w:sz w:val="23"/>
               </w:rPr>
-              <w:t>MUNDRA SOLAR TECHNOPARK PRIVATE LIMITED</w:t>
+              <w:t>ADANI TRANSMISSION BIKANER SIKAR LIMITED</w:t>
             </w:r>
           </w:p>
         </w:tc>
@@ -1059,7 +1059,7 @@
                 <w:b w:val="0"/>
                 <w:sz w:val="23"/>
               </w:rPr>
-              <w:t>19/08/2016</w:t>
+              <w:t>12/03/2019</w:t>
             </w:r>
           </w:p>
         </w:tc>
@@ -1110,7 +1110,7 @@
                 <w:b w:val="0"/>
                 <w:sz w:val="23"/>
               </w:rPr>
-              <w:t>PARSA KENTE COLLIERIES LIMITED</w:t>
+              <w:t>MUNDRA SOLAR TECHNOPARK PRIVATE LIMITED</w:t>
             </w:r>
           </w:p>
         </w:tc>
@@ -1129,7 +1129,7 @@
                 <w:b w:val="0"/>
                 <w:sz w:val="23"/>
               </w:rPr>
-              <w:t>31/07/2015</w:t>
+              <w:t>19/08/2016</w:t>
             </w:r>
           </w:p>
         </w:tc>
@@ -1245,7 +1245,7 @@
           <w:b w:val="0"/>
           <w:sz w:val="23"/>
         </w:rPr>
-        <w:t xml:space="preserve">Date: 07th May, 2026</w:t>
+        <w:t xml:space="preserve">Date: 15th May, 2026</w:t>
         <w:tab/>
       </w:r>
     </w:p>

--- a/Backend/Director_Disclosure/Output_Disclosures/2024-25/MARINE_INFRASTRUCTURE_DEVELOPER_PRIVATE_LIMITED/DIR-8/DIR8_NAYANABEN_BHAIRAVDANJI_GADHVI_07148619.docx
+++ b/Backend/Director_Disclosure/Output_Disclosures/2024-25/MARINE_INFRASTRUCTURE_DEVELOPER_PRIVATE_LIMITED/DIR-8/DIR8_NAYANABEN_BHAIRAVDANJI_GADHVI_07148619.docx
@@ -429,7 +429,7 @@
                 <w:b w:val="0"/>
                 <w:sz w:val="23"/>
               </w:rPr>
-              <w:t>26/02/2025</w:t>
+              <w:t>23/06/2025</w:t>
             </w:r>
           </w:p>
         </w:tc>
@@ -480,7 +480,7 @@
                 <w:b w:val="0"/>
                 <w:sz w:val="23"/>
               </w:rPr>
-              <w:t>ADANI RENEWABLE ENERGY (RJ) LIMITED</w:t>
+              <w:t>KODANGAL SOLAR PARKS LIMITED</w:t>
             </w:r>
           </w:p>
         </w:tc>
@@ -499,7 +499,7 @@
                 <w:b w:val="0"/>
                 <w:sz w:val="23"/>
               </w:rPr>
-              <w:t>21/10/2019</w:t>
+              <w:t>24/06/2020</w:t>
             </w:r>
           </w:p>
         </w:tc>
@@ -550,7 +550,7 @@
                 <w:b w:val="0"/>
                 <w:sz w:val="23"/>
               </w:rPr>
-              <w:t>KODANGAL SOLAR PARKS LIMITED</w:t>
+              <w:t>ADANI RENEWABLE ENERGY (RJ) LIMITED</w:t>
             </w:r>
           </w:p>
         </w:tc>
@@ -569,7 +569,7 @@
                 <w:b w:val="0"/>
                 <w:sz w:val="23"/>
               </w:rPr>
-              <w:t>21/10/2019</w:t>
+              <w:t>20/06/2020</w:t>
             </w:r>
           </w:p>
         </w:tc>
@@ -830,7 +830,7 @@
                 <w:b w:val="0"/>
                 <w:sz w:val="23"/>
               </w:rPr>
-              <w:t>RAMNAD RENEWABLE ENERGY LIMITED</w:t>
+              <w:t>ADANI GREEN ENERGY (UP) LIMITED</w:t>
             </w:r>
           </w:p>
         </w:tc>
@@ -900,146 +900,6 @@
                 <w:b w:val="0"/>
                 <w:sz w:val="23"/>
               </w:rPr>
-              <w:t>ADANI GREEN ENERGY (UP) LIMITED</w:t>
-            </w:r>
-          </w:p>
-        </w:tc>
-        <w:tc>
-          <w:tcPr>
-            <w:tcW w:type="dxa" w:w="2610"/>
-          </w:tcPr>
-          <w:p>
-            <w:pPr>
-              <w:spacing w:after="0"/>
-              <w:jc w:val="center"/>
-            </w:pPr>
-            <w:r>
-              <w:rPr>
-                <w:rFonts w:ascii="Adani" w:hAnsi="Adani" w:eastAsia="Adani" w:cs="Adani"/>
-                <w:b w:val="0"/>
-                <w:sz w:val="23"/>
-              </w:rPr>
-              <w:t>30/03/2019</w:t>
-            </w:r>
-          </w:p>
-        </w:tc>
-        <w:tc>
-          <w:tcPr>
-            <w:tcW w:type="dxa" w:w="2250"/>
-          </w:tcPr>
-          <w:p>
-            <w:pPr>
-              <w:spacing w:after="0"/>
-              <w:jc w:val="center"/>
-            </w:pPr>
-          </w:p>
-        </w:tc>
-      </w:tr>
-      <w:tr>
-        <w:tc>
-          <w:tcPr>
-            <w:tcW w:type="dxa" w:w="636"/>
-          </w:tcPr>
-          <w:p>
-            <w:pPr>
-              <w:spacing w:after="0"/>
-              <w:ind w:left="360"/>
-            </w:pPr>
-            <w:r>
-              <w:rPr>
-                <w:rFonts w:ascii="Adani" w:hAnsi="Adani" w:eastAsia="Adani" w:cs="Adani"/>
-                <w:b w:val="0"/>
-                <w:sz w:val="23"/>
-              </w:rPr>
-              <w:t>10</w:t>
-            </w:r>
-          </w:p>
-        </w:tc>
-        <w:tc>
-          <w:tcPr>
-            <w:tcW w:type="dxa" w:w="3864"/>
-          </w:tcPr>
-          <w:p>
-            <w:pPr>
-              <w:spacing w:after="0"/>
-              <w:jc w:val="both"/>
-            </w:pPr>
-            <w:r>
-              <w:rPr>
-                <w:rFonts w:ascii="Adani" w:hAnsi="Adani" w:eastAsia="Adani" w:cs="Adani"/>
-                <w:b w:val="0"/>
-                <w:sz w:val="23"/>
-              </w:rPr>
-              <w:t>ADANI TRANSMISSION BIKANER SIKAR PRIVATE LIMITED</w:t>
-            </w:r>
-          </w:p>
-        </w:tc>
-        <w:tc>
-          <w:tcPr>
-            <w:tcW w:type="dxa" w:w="2610"/>
-          </w:tcPr>
-          <w:p>
-            <w:pPr>
-              <w:spacing w:after="0"/>
-              <w:jc w:val="center"/>
-            </w:pPr>
-            <w:r>
-              <w:rPr>
-                <w:rFonts w:ascii="Adani" w:hAnsi="Adani" w:eastAsia="Adani" w:cs="Adani"/>
-                <w:b w:val="0"/>
-                <w:sz w:val="23"/>
-              </w:rPr>
-              <w:t>12/03/2019</w:t>
-            </w:r>
-          </w:p>
-        </w:tc>
-        <w:tc>
-          <w:tcPr>
-            <w:tcW w:type="dxa" w:w="2250"/>
-          </w:tcPr>
-          <w:p>
-            <w:pPr>
-              <w:spacing w:after="0"/>
-              <w:jc w:val="center"/>
-            </w:pPr>
-          </w:p>
-        </w:tc>
-      </w:tr>
-      <w:tr>
-        <w:tc>
-          <w:tcPr>
-            <w:tcW w:type="dxa" w:w="636"/>
-          </w:tcPr>
-          <w:p>
-            <w:pPr>
-              <w:spacing w:after="0"/>
-              <w:ind w:left="360"/>
-            </w:pPr>
-            <w:r>
-              <w:rPr>
-                <w:rFonts w:ascii="Adani" w:hAnsi="Adani" w:eastAsia="Adani" w:cs="Adani"/>
-                <w:b w:val="0"/>
-                <w:sz w:val="23"/>
-              </w:rPr>
-              <w:t>11</w:t>
-            </w:r>
-          </w:p>
-        </w:tc>
-        <w:tc>
-          <w:tcPr>
-            <w:tcW w:type="dxa" w:w="3864"/>
-          </w:tcPr>
-          <w:p>
-            <w:pPr>
-              <w:spacing w:after="0"/>
-              <w:jc w:val="both"/>
-            </w:pPr>
-            <w:r>
-              <w:rPr>
-                <w:rFonts w:ascii="Adani" w:hAnsi="Adani" w:eastAsia="Adani" w:cs="Adani"/>
-                <w:b w:val="0"/>
-                <w:sz w:val="23"/>
-              </w:rPr>
               <w:t>ADANI TRANSMISSION BIKANER SIKAR LIMITED</w:t>
             </w:r>
           </w:p>
@@ -1091,7 +951,7 @@
                 <w:b w:val="0"/>
                 <w:sz w:val="23"/>
               </w:rPr>
-              <w:t>12</w:t>
+              <w:t>10</w:t>
             </w:r>
           </w:p>
         </w:tc>
@@ -1245,7 +1105,7 @@
           <w:b w:val="0"/>
           <w:sz w:val="23"/>
         </w:rPr>
-        <w:t xml:space="preserve">Date: 15th May, 2026</w:t>
+        <w:t xml:space="preserve">Date: 08th June, 2026</w:t>
         <w:tab/>
       </w:r>
     </w:p>
